--- a/视频/对照文本/06-文本.docx
+++ b/视频/对照文本/06-文本.docx
@@ -232,7 +232,16 @@
                 <w:color w:val="FBBF24"/>
                 <w:sz w:val="21"/>
               </w:rPr>
-              <w:t>驯马师</w:t>
+              <w:t>驯兽师</w:t>
+            </w:r>
+            <w:r>
+              <w:rPr>
+                <w:rFonts w:ascii="Calibri" w:hAnsi="Calibri" w:eastAsia="微软雅黑"/>
+                <w:b/>
+                <w:color w:val="FBBF24"/>
+                <w:sz w:val="21"/>
+              </w:rPr>
+              <w:t>（驯马）</w:t>
             </w:r>
           </w:p>
         </w:tc>
@@ -552,7 +561,7 @@
                 <w:color w:val="AAC4B6"/>
                 <w:sz w:val="21"/>
               </w:rPr>
-              <w:t>当被要求</w:t>
+              <w:t>当（这匹马）被要求</w:t>
             </w:r>
           </w:p>
         </w:tc>
@@ -2808,7 +2817,7 @@
                 <w:color w:val="F472B6"/>
                 <w:sz w:val="21"/>
               </w:rPr>
-              <w:t>认证了</w:t>
+              <w:t>证实了</w:t>
             </w:r>
           </w:p>
         </w:tc>
@@ -3211,7 +3220,7 @@
                 <w:color w:val="AAC4B6"/>
                 <w:sz w:val="21"/>
               </w:rPr>
-              <w:t>一个接一个地改变</w:t>
+              <w:t>一个接一个地改变了</w:t>
             </w:r>
             <w:r>
               <w:rPr>
@@ -3690,7 +3699,7 @@
                 <w:color w:val="AAC4B6"/>
                 <w:sz w:val="21"/>
               </w:rPr>
-              <w:t>找来</w:t>
+              <w:t>使用</w:t>
             </w:r>
           </w:p>
         </w:tc>
@@ -4551,7 +4560,7 @@
                 <w:color w:val="AAC4B6"/>
                 <w:sz w:val="21"/>
               </w:rPr>
-              <w:t>这些</w:t>
+              <w:t>（看来）这些</w:t>
             </w:r>
             <w:r>
               <w:rPr>
@@ -5542,7 +5551,7 @@
                 <w:color w:val="5EEAD4"/>
                 <w:sz w:val="26"/>
               </w:rPr>
-              <w:t>innocently</w:t>
+              <w:t>unwittingly</w:t>
             </w:r>
             <w:r>
               <w:rPr>
@@ -5645,7 +5654,7 @@
                 <w:color w:val="5EEAD4"/>
                 <w:sz w:val="21"/>
               </w:rPr>
-              <w:t>无心地</w:t>
+              <w:t>毫不知情地</w:t>
             </w:r>
             <w:r>
               <w:rPr>
@@ -6738,7 +6747,7 @@
                 <w:color w:val="AAC4B6"/>
                 <w:sz w:val="21"/>
               </w:rPr>
-              <w:t>志愿者发出的提示也很</w:t>
+              <w:t>志愿者（无意中）的提示也很</w:t>
             </w:r>
             <w:r>
               <w:rPr>
@@ -6783,6 +6792,12 @@
           <w:sz w:val="20"/>
         </w:rPr>
         <w:t>（prove + 形容词：结果证明是……；sensitive to：对……敏感）</w:t>
+        <w:br/>
+        <w:t>（揭示“聪明汉斯效应”的普遍性：这不仅仅是一匹马的故事，</w:t>
+        <w:br/>
+        <w:t>这是一个关于人类心理学实验的警示。人类在实验中，如果期望某个结果（expectancy），</w:t>
+        <w:br/>
+        <w:t>就会不知不觉地通过微表情影响实验结果（shapes behavioural results）。）</w:t>
       </w:r>
     </w:p>
     <w:p>

--- a/视频/对照文本/06-文本.docx
+++ b/视频/对照文本/06-文本.docx
@@ -6793,9 +6793,11 @@
         </w:rPr>
         <w:t>（prove + 形容词：结果证明是……；sensitive to：对……敏感）</w:t>
         <w:br/>
-        <w:t>（揭示“聪明汉斯效应”的普遍性：这不仅仅是一匹马的故事，</w:t>
+        <w:t>（揭示“聪明汉斯效应”的普遍性：</w:t>
         <w:br/>
-        <w:t>这是一个关于人类心理学实验的警示。人类在实验中，如果期望某个结果（expectancy），</w:t>
+        <w:t>这不仅仅是一匹马的故事，这是一个关于人类心理学实验的警示。</w:t>
+        <w:br/>
+        <w:t>人类在实验中，如果期望某个结果（expectancy），</w:t>
         <w:br/>
         <w:t>就会不知不觉地通过微表情影响实验结果（shapes behavioural results）。）</w:t>
       </w:r>

--- a/视频/对照文本/06-文本.docx
+++ b/视频/对照文本/06-文本.docx
@@ -1278,7 +1278,16 @@
                 <w:color w:val="5EEAD4"/>
                 <w:sz w:val="21"/>
               </w:rPr>
-              <w:t>展示</w:t>
+              <w:t>演示/展示</w:t>
+            </w:r>
+            <w:r>
+              <w:rPr>
+                <w:rFonts w:ascii="Calibri" w:hAnsi="Calibri" w:eastAsia="微软雅黑"/>
+                <w:b/>
+                <w:color w:val="5EEAD4"/>
+                <w:sz w:val="21"/>
+              </w:rPr>
+              <w:t>（马能算数）</w:t>
             </w:r>
           </w:p>
         </w:tc>
